--- a/이탈리아 검사/1부/1부_10화_조작된_문서.docx
+++ b/이탈리아 검사/1부/1부_10화_조작된_문서.docx
@@ -3340,7 +3340,7 @@
           <w:i w:val="0"/>
           <w:sz w:val="22"/>
         </w:rPr>
-        <w:t>Da morire. Don Abbondio aveva ragione, sai? Il coraggio, uno non se lo può dare.</w:t>
+        <w:t>Da morire. Io non sono Alessio, Giulia. Il coraggio, di mio, non ce l'ho mai avuto.</w:t>
       </w:r>
     </w:p>
     <w:p>
@@ -5295,29 +5295,6 @@
           <w:sz w:val="22"/>
         </w:rPr>
         <w:t xml:space="preserve"> — 한국어 해설: 장면 6에서 파올로가 할머니의 말로 인용한다. 침묵은 동의라는 오래된 속담을 빌려, 의뢰인의 비밀과 친구의 스승 사이에서 침묵하지 않기로 하는 그의 선택을 설명한다. 훗날 그가 침묵으로 동의하게 될 거래들에 대한 역설적 복선.</w:t>
-      </w:r>
-    </w:p>
-    <w:p>
-      <w:pPr>
-        <w:spacing w:before="0" w:after="120"/>
-      </w:pPr>
-      <w:r>
-        <w:rPr>
-          <w:rFonts w:ascii="Times New Roman" w:hAnsi="Times New Roman" w:eastAsia="Malgun Gothic"/>
-          <w:b/>
-          <w:i w:val="0"/>
-          <w:sz w:val="22"/>
-        </w:rPr>
-        <w:t>알레산드로 만초니 『약혼자들』(I promessi sposi) 25장, 돈 아본디오: «Il coraggio, uno non se lo può dare»</w:t>
-      </w:r>
-      <w:r>
-        <w:rPr>
-          <w:rFonts w:ascii="Times New Roman" w:hAnsi="Times New Roman" w:eastAsia="Malgun Gothic"/>
-          <w:b w:val="0"/>
-          <w:i w:val="0"/>
-          <w:sz w:val="22"/>
-        </w:rPr>
-        <w:t xml:space="preserve"> — 한국어 해설: 장면 6에서 파올로가 두려움을 고백하며 인용한다. 비겁한 사제 돈 아본디오의 변명을 자기 이야기로 받아들이면서도 '그러니 알레시오에게 빌리겠다'고 뒤집는다. 용기를 스스로 낼 수 없는 인물이라는 파올로의 자기 인식이 2부 이후 그의 추락을 예고한다.</w:t>
       </w:r>
     </w:p>
     <w:p>

--- a/이탈리아 검사/1부/1부_10화_조작된_문서.docx
+++ b/이탈리아 검사/1부/1부_10화_조작된_문서.docx
@@ -321,7 +321,7 @@
           <w:color w:val="555555"/>
           <w:sz w:val="22"/>
         </w:rPr>
-        <w:t>(Suonano. Rosetta apre. Entra Gaspare Lo Iacono, giaccone da camionista, seguito da un ragazzo che porta tre scatoloni.)</w:t>
+        <w:t>(Suonano. Rosetta apre. Entra Gaspare Loiacono, giaccone da camionista, seguito da un ragazzo che porta tre scatoloni.)</w:t>
       </w:r>
     </w:p>
     <w:p>
@@ -335,7 +335,7 @@
           <w:i w:val="0"/>
           <w:sz w:val="22"/>
         </w:rPr>
-        <w:t xml:space="preserve">Lo Iacono: </w:t>
+        <w:t xml:space="preserve">Loiacono: </w:t>
       </w:r>
       <w:r>
         <w:rPr>
@@ -400,7 +400,7 @@
           <w:i w:val="0"/>
           <w:sz w:val="22"/>
         </w:rPr>
-        <w:t xml:space="preserve">Lo Iacono: </w:t>
+        <w:t xml:space="preserve">Loiacono: </w:t>
       </w:r>
       <w:r>
         <w:rPr>
@@ -432,7 +432,7 @@
           <w:i w:val="0"/>
           <w:sz w:val="22"/>
         </w:rPr>
-        <w:t>Io difendo lei, signor Lo Iacono. Non gli amici dell'Ecoservizi.</w:t>
+        <w:t>Io difendo lei, signor Loiacono. Non gli amici dell'Ecoservizi.</w:t>
       </w:r>
     </w:p>
     <w:p>
@@ -446,7 +446,7 @@
           <w:i w:val="0"/>
           <w:sz w:val="22"/>
         </w:rPr>
-        <w:t xml:space="preserve">Lo Iacono: </w:t>
+        <w:t xml:space="preserve">Loiacono: </w:t>
       </w:r>
       <w:r>
         <w:rPr>
@@ -512,7 +512,7 @@
           <w:i w:val="0"/>
           <w:sz w:val="22"/>
         </w:rPr>
-        <w:t xml:space="preserve">Lo Iacono: </w:t>
+        <w:t xml:space="preserve">Loiacono: </w:t>
       </w:r>
       <w:r>
         <w:rPr>
@@ -587,7 +587,7 @@
           <w:i w:val="0"/>
           <w:sz w:val="22"/>
         </w:rPr>
-        <w:t xml:space="preserve">Lo Iacono: </w:t>
+        <w:t xml:space="preserve">Loiacono: </w:t>
       </w:r>
       <w:r>
         <w:rPr>
@@ -621,7 +621,7 @@
           <w:color w:val="555555"/>
           <w:sz w:val="22"/>
         </w:rPr>
-        <w:t>(Lo Iacono esce. Paolo resta a guardare gli scatoloni.)</w:t>
+        <w:t>(Loiacono esce. Paolo resta a guardare gli scatoloni.)</w:t>
       </w:r>
     </w:p>
     <w:p>
@@ -644,7 +644,7 @@
           <w:i w:val="0"/>
           <w:sz w:val="22"/>
         </w:rPr>
-        <w:t>Scrivi la ricevuta, Rosetta. Tremila euro, fondo spese, pratica Lo Iacono. E acqua in bocca con la banca.</w:t>
+        <w:t>Scrivi la ricevuta, Rosetta. Tremila euro, fondo spese, pratica Loiacono. E acqua in bocca con la banca.</w:t>
       </w:r>
     </w:p>
     <w:p>
@@ -1840,7 +1840,7 @@
           <w:color w:val="555555"/>
           <w:sz w:val="22"/>
         </w:rPr>
-        <w:t>(Un capannone sulla statale, camion fermi, odore di gasolio. Lo Iacono esce da un ufficio di lamiera con due caffè in bicchierini di plastica.)</w:t>
+        <w:t>(Un capannone sulla statale, camion fermi, odore di gasolio. Loiacono esce da un ufficio di lamiera con due caffè in bicchierini di plastica.)</w:t>
       </w:r>
     </w:p>
     <w:p>
@@ -1854,7 +1854,7 @@
           <w:i w:val="0"/>
           <w:sz w:val="22"/>
         </w:rPr>
-        <w:t xml:space="preserve">Lo Iacono: </w:t>
+        <w:t xml:space="preserve">Loiacono: </w:t>
       </w:r>
       <w:r>
         <w:rPr>
@@ -1900,7 +1900,7 @@
           <w:i w:val="0"/>
           <w:sz w:val="22"/>
         </w:rPr>
-        <w:t xml:space="preserve">Lo Iacono: </w:t>
+        <w:t xml:space="preserve">Loiacono: </w:t>
       </w:r>
       <w:r>
         <w:rPr>
@@ -1966,7 +1966,7 @@
           <w:i w:val="0"/>
           <w:sz w:val="22"/>
         </w:rPr>
-        <w:t xml:space="preserve">Lo Iacono: </w:t>
+        <w:t xml:space="preserve">Loiacono: </w:t>
       </w:r>
       <w:r>
         <w:rPr>
@@ -2022,7 +2022,7 @@
           <w:i w:val="0"/>
           <w:sz w:val="22"/>
         </w:rPr>
-        <w:t xml:space="preserve">Lo Iacono: </w:t>
+        <w:t xml:space="preserve">Loiacono: </w:t>
       </w:r>
       <w:r>
         <w:rPr>
@@ -2078,7 +2078,7 @@
           <w:i w:val="0"/>
           <w:sz w:val="22"/>
         </w:rPr>
-        <w:t xml:space="preserve">Lo Iacono: </w:t>
+        <w:t xml:space="preserve">Loiacono: </w:t>
       </w:r>
       <w:r>
         <w:rPr>
@@ -2134,7 +2134,7 @@
           <w:i w:val="0"/>
           <w:sz w:val="22"/>
         </w:rPr>
-        <w:t xml:space="preserve">Lo Iacono: </w:t>
+        <w:t xml:space="preserve">Loiacono: </w:t>
       </w:r>
       <w:r>
         <w:rPr>
@@ -2200,7 +2200,7 @@
           <w:i w:val="0"/>
           <w:sz w:val="22"/>
         </w:rPr>
-        <w:t xml:space="preserve">Lo Iacono: </w:t>
+        <w:t xml:space="preserve">Loiacono: </w:t>
       </w:r>
       <w:r>
         <w:rPr>
@@ -2246,7 +2246,7 @@
           <w:i w:val="0"/>
           <w:sz w:val="22"/>
         </w:rPr>
-        <w:t xml:space="preserve">Lo Iacono: </w:t>
+        <w:t xml:space="preserve">Loiacono: </w:t>
       </w:r>
       <w:r>
         <w:rPr>
@@ -4841,7 +4841,7 @@
           <w:color w:val="555555"/>
           <w:sz w:val="22"/>
         </w:rPr>
-        <w:t>(Rosetta impila gli scatoloni vicino alla porta. Il ragazzo di Lo Iacono aspetta sulle scale. Squilla il telefono. Rosetta passa la chiamata.)</w:t>
+        <w:t>(Rosetta impila gli scatoloni vicino alla porta. Il ragazzo di Loiacono aspetta sulle scale. Squilla il telefono. Rosetta passa la chiamata.)</w:t>
       </w:r>
     </w:p>
     <w:p>
@@ -4855,7 +4855,7 @@
           <w:i w:val="0"/>
           <w:sz w:val="22"/>
         </w:rPr>
-        <w:t xml:space="preserve">Lo Iacono: </w:t>
+        <w:t xml:space="preserve">Loiacono: </w:t>
       </w:r>
       <w:r>
         <w:rPr>
@@ -4901,7 +4901,7 @@
           <w:i w:val="0"/>
           <w:sz w:val="22"/>
         </w:rPr>
-        <w:t xml:space="preserve">Lo Iacono: </w:t>
+        <w:t xml:space="preserve">Loiacono: </w:t>
       </w:r>
       <w:r>
         <w:rPr>
@@ -4943,7 +4943,7 @@
           <w:i w:val="0"/>
           <w:sz w:val="22"/>
         </w:rPr>
-        <w:t xml:space="preserve"> Non manca niente, signor Lo Iacono. Sua moglie è molto disordinata, ma non manca niente.</w:t>
+        <w:t xml:space="preserve"> Non manca niente, signor Loiacono. Sua moglie è molto disordinata, ma non manca niente.</w:t>
       </w:r>
     </w:p>
     <w:p>
@@ -4957,7 +4957,7 @@
           <w:i w:val="0"/>
           <w:sz w:val="22"/>
         </w:rPr>
-        <w:t xml:space="preserve">Lo Iacono: </w:t>
+        <w:t xml:space="preserve">Loiacono: </w:t>
       </w:r>
       <w:r>
         <w:rPr>
@@ -5013,7 +5013,7 @@
           <w:i w:val="0"/>
           <w:sz w:val="22"/>
         </w:rPr>
-        <w:t xml:space="preserve">Lo Iacono: </w:t>
+        <w:t xml:space="preserve">Loiacono: </w:t>
       </w:r>
       <w:r>
         <w:rPr>
@@ -5255,7 +5255,7 @@
           <w:color w:val="555555"/>
           <w:sz w:val="22"/>
         </w:rPr>
-        <w:t>(Esce. Sulle scale incrocia il ragazzo di Lo Iacono, che sale a prendere gli scatoloni. Si guardano. Il ragazzo abbassa gli occhi per primo.)</w:t>
+        <w:t>(Esce. Sulle scale incrocia il ragazzo di Loiacono, che sale a prendere gli scatoloni. Si guardano. Il ragazzo abbassa gli occhi per primo.)</w:t>
       </w:r>
     </w:p>
     <w:p>
